--- a/templates/normalized/T3 Trust Engagement Letter.docx
+++ b/templates/normalized/T3 Trust Engagement Letter.docx
@@ -985,7 +985,7 @@
               <w:rPr>
                 <w:sz w:val="19"/>
               </w:rPr>
-              <w:t>____________________________</w:t>
+              <w:t>[[signature.representative]]</w:t>
             </w:r>
           </w:p>
           <w:p>
@@ -1008,7 +1008,7 @@
               <w:rPr>
                 <w:sz w:val="19"/>
               </w:rPr>
-              <w:t>____________________________</w:t>
+              <w:t>[[signature.representative_date]]</w:t>
             </w:r>
           </w:p>
         </w:tc>
@@ -1056,7 +1056,7 @@
               <w:rPr>
                 <w:sz w:val="19"/>
               </w:rPr>
-              <w:t>____________________________</w:t>
+              <w:t>[[signature.firm]]</w:t>
             </w:r>
           </w:p>
           <w:p>
@@ -1079,7 +1079,7 @@
               <w:rPr>
                 <w:sz w:val="19"/>
               </w:rPr>
-              <w:t>____________________________</w:t>
+              <w:t>[[signature.firm_date]]</w:t>
             </w:r>
           </w:p>
           <w:p>
